--- a/EJERCICIOS DE LOS ALUMNOS/MAURICIO/Dia_14_HeidiSQL/Ejercicios base de datos cursos by mauri dia 14.docx
+++ b/EJERCICIOS DE LOS ALUMNOS/MAURICIO/Dia_14_HeidiSQL/Ejercicios base de datos cursos by mauri dia 14.docx
@@ -996,6 +996,9 @@
     </w:p>
     <w:p>
       <w:r>
+        <w:rPr>
+          <w:noProof/>
+        </w:rPr>
         <w:drawing>
           <wp:inline distT="0" distB="0" distL="0" distR="0" wp14:anchorId="0418ECE9" wp14:editId="4B455AB8">
             <wp:extent cx="4267796" cy="2553056"/>
@@ -1107,6 +1110,53 @@
       </w:r>
     </w:p>
     <w:p>
+      <w:pPr>
+        <w:rPr>
+          <w:lang w:val="en-GB"/>
+        </w:rPr>
+      </w:pPr>
+      <w:r>
+        <w:rPr>
+          <w:noProof/>
+        </w:rPr>
+        <w:drawing>
+          <wp:inline distT="0" distB="0" distL="0" distR="0" wp14:anchorId="7A61F576" wp14:editId="1B12B8FD">
+            <wp:extent cx="4991100" cy="3733800"/>
+            <wp:effectExtent l="0" t="0" r="0" b="0"/>
+            <wp:docPr id="686131329" name="Imagen 1"/>
+            <wp:cNvGraphicFramePr>
+              <a:graphicFrameLocks xmlns:a="http://schemas.openxmlformats.org/drawingml/2006/main" noChangeAspect="1"/>
+            </wp:cNvGraphicFramePr>
+            <a:graphic xmlns:a="http://schemas.openxmlformats.org/drawingml/2006/main">
+              <a:graphicData uri="http://schemas.openxmlformats.org/drawingml/2006/picture">
+                <pic:pic xmlns:pic="http://schemas.openxmlformats.org/drawingml/2006/picture">
+                  <pic:nvPicPr>
+                    <pic:cNvPr id="686131329" name=""/>
+                    <pic:cNvPicPr/>
+                  </pic:nvPicPr>
+                  <pic:blipFill>
+                    <a:blip r:embed="rId16"/>
+                    <a:stretch>
+                      <a:fillRect/>
+                    </a:stretch>
+                  </pic:blipFill>
+                  <pic:spPr>
+                    <a:xfrm>
+                      <a:off x="0" y="0"/>
+                      <a:ext cx="4991100" cy="3733800"/>
+                    </a:xfrm>
+                    <a:prstGeom prst="rect">
+                      <a:avLst/>
+                    </a:prstGeom>
+                  </pic:spPr>
+                </pic:pic>
+              </a:graphicData>
+            </a:graphic>
+          </wp:inline>
+        </w:drawing>
+      </w:r>
+    </w:p>
+    <w:p>
       <w:r>
         <w:rPr>
           <w:b/>
@@ -1166,6 +1216,54 @@
       </w:r>
     </w:p>
     <w:p>
+      <w:pPr>
+        <w:rPr>
+          <w:lang w:val="en-GB"/>
+        </w:rPr>
+      </w:pPr>
+      <w:r>
+        <w:rPr>
+          <w:noProof/>
+        </w:rPr>
+        <w:lastRenderedPageBreak/>
+        <w:drawing>
+          <wp:inline distT="0" distB="0" distL="0" distR="0" wp14:anchorId="4599894F" wp14:editId="2E356A4D">
+            <wp:extent cx="4838700" cy="3171825"/>
+            <wp:effectExtent l="0" t="0" r="0" b="9525"/>
+            <wp:docPr id="1393718345" name="Imagen 1"/>
+            <wp:cNvGraphicFramePr>
+              <a:graphicFrameLocks xmlns:a="http://schemas.openxmlformats.org/drawingml/2006/main" noChangeAspect="1"/>
+            </wp:cNvGraphicFramePr>
+            <a:graphic xmlns:a="http://schemas.openxmlformats.org/drawingml/2006/main">
+              <a:graphicData uri="http://schemas.openxmlformats.org/drawingml/2006/picture">
+                <pic:pic xmlns:pic="http://schemas.openxmlformats.org/drawingml/2006/picture">
+                  <pic:nvPicPr>
+                    <pic:cNvPr id="1393718345" name=""/>
+                    <pic:cNvPicPr/>
+                  </pic:nvPicPr>
+                  <pic:blipFill>
+                    <a:blip r:embed="rId17"/>
+                    <a:stretch>
+                      <a:fillRect/>
+                    </a:stretch>
+                  </pic:blipFill>
+                  <pic:spPr>
+                    <a:xfrm>
+                      <a:off x="0" y="0"/>
+                      <a:ext cx="4838700" cy="3171825"/>
+                    </a:xfrm>
+                    <a:prstGeom prst="rect">
+                      <a:avLst/>
+                    </a:prstGeom>
+                  </pic:spPr>
+                </pic:pic>
+              </a:graphicData>
+            </a:graphic>
+          </wp:inline>
+        </w:drawing>
+      </w:r>
+    </w:p>
+    <w:p>
       <w:r>
         <w:rPr>
           <w:b/>
@@ -1224,9 +1322,52 @@
     <w:p>
       <w:r>
         <w:rPr>
-          <w:b/>
-          <w:bCs/>
-        </w:rPr>
+          <w:noProof/>
+        </w:rPr>
+        <w:drawing>
+          <wp:inline distT="0" distB="0" distL="0" distR="0" wp14:anchorId="083B7E6C" wp14:editId="6D6DA736">
+            <wp:extent cx="4867275" cy="2943225"/>
+            <wp:effectExtent l="0" t="0" r="9525" b="9525"/>
+            <wp:docPr id="195412979" name="Imagen 1"/>
+            <wp:cNvGraphicFramePr>
+              <a:graphicFrameLocks xmlns:a="http://schemas.openxmlformats.org/drawingml/2006/main" noChangeAspect="1"/>
+            </wp:cNvGraphicFramePr>
+            <a:graphic xmlns:a="http://schemas.openxmlformats.org/drawingml/2006/main">
+              <a:graphicData uri="http://schemas.openxmlformats.org/drawingml/2006/picture">
+                <pic:pic xmlns:pic="http://schemas.openxmlformats.org/drawingml/2006/picture">
+                  <pic:nvPicPr>
+                    <pic:cNvPr id="195412979" name=""/>
+                    <pic:cNvPicPr/>
+                  </pic:nvPicPr>
+                  <pic:blipFill>
+                    <a:blip r:embed="rId18"/>
+                    <a:stretch>
+                      <a:fillRect/>
+                    </a:stretch>
+                  </pic:blipFill>
+                  <pic:spPr>
+                    <a:xfrm>
+                      <a:off x="0" y="0"/>
+                      <a:ext cx="4867275" cy="2943225"/>
+                    </a:xfrm>
+                    <a:prstGeom prst="rect">
+                      <a:avLst/>
+                    </a:prstGeom>
+                  </pic:spPr>
+                </pic:pic>
+              </a:graphicData>
+            </a:graphic>
+          </wp:inline>
+        </w:drawing>
+      </w:r>
+    </w:p>
+    <w:p>
+      <w:r>
+        <w:rPr>
+          <w:b/>
+          <w:bCs/>
+        </w:rPr>
+        <w:lastRenderedPageBreak/>
         <w:t>16) Enunciado:</w:t>
       </w:r>
       <w:r>
@@ -1300,90 +1441,184 @@
         <w:rPr>
           <w:lang w:val="en-GB"/>
         </w:rPr>
+        <w:t>LIMIT 3;</w:t>
+      </w:r>
+    </w:p>
+    <w:p>
+      <w:pPr>
+        <w:rPr>
+          <w:lang w:val="en-GB"/>
+        </w:rPr>
+      </w:pPr>
+      <w:r>
+        <w:rPr>
+          <w:noProof/>
+        </w:rPr>
+        <w:drawing>
+          <wp:inline distT="0" distB="0" distL="0" distR="0" wp14:anchorId="511D3AC0" wp14:editId="6963B495">
+            <wp:extent cx="4324350" cy="2619375"/>
+            <wp:effectExtent l="0" t="0" r="0" b="9525"/>
+            <wp:docPr id="1404727319" name="Imagen 1"/>
+            <wp:cNvGraphicFramePr>
+              <a:graphicFrameLocks xmlns:a="http://schemas.openxmlformats.org/drawingml/2006/main" noChangeAspect="1"/>
+            </wp:cNvGraphicFramePr>
+            <a:graphic xmlns:a="http://schemas.openxmlformats.org/drawingml/2006/main">
+              <a:graphicData uri="http://schemas.openxmlformats.org/drawingml/2006/picture">
+                <pic:pic xmlns:pic="http://schemas.openxmlformats.org/drawingml/2006/picture">
+                  <pic:nvPicPr>
+                    <pic:cNvPr id="1404727319" name=""/>
+                    <pic:cNvPicPr/>
+                  </pic:nvPicPr>
+                  <pic:blipFill>
+                    <a:blip r:embed="rId19"/>
+                    <a:stretch>
+                      <a:fillRect/>
+                    </a:stretch>
+                  </pic:blipFill>
+                  <pic:spPr>
+                    <a:xfrm>
+                      <a:off x="0" y="0"/>
+                      <a:ext cx="4324350" cy="2619375"/>
+                    </a:xfrm>
+                    <a:prstGeom prst="rect">
+                      <a:avLst/>
+                    </a:prstGeom>
+                  </pic:spPr>
+                </pic:pic>
+              </a:graphicData>
+            </a:graphic>
+          </wp:inline>
+        </w:drawing>
+      </w:r>
+    </w:p>
+    <w:p>
+      <w:r>
+        <w:rPr>
+          <w:b/>
+          <w:bCs/>
+        </w:rPr>
+        <w:t>17) Enunciado:</w:t>
+      </w:r>
+      <w:r>
+        <w:t xml:space="preserve"> Obtener los 3 alumnos con más deuda (solo facturas no pagadas).</w:t>
+      </w:r>
+      <w:r>
+        <w:br/>
+      </w:r>
+      <w:r>
+        <w:rPr>
+          <w:rFonts w:ascii="Segoe UI Emoji" w:hAnsi="Segoe UI Emoji" w:cs="Segoe UI Emoji"/>
+        </w:rPr>
+        <w:t>✅</w:t>
+      </w:r>
+      <w:r>
+        <w:t xml:space="preserve"> </w:t>
+      </w:r>
+      <w:r>
+        <w:rPr>
+          <w:b/>
+          <w:bCs/>
+        </w:rPr>
+        <w:t>Solución:</w:t>
+      </w:r>
+    </w:p>
+    <w:p>
+      <w:r>
+        <w:t>SELECT al.id, al.nombre, al.apellidos, SUM(f.importe) AS deuda</w:t>
+      </w:r>
+    </w:p>
+    <w:p>
+      <w:r>
+        <w:t>FROM facturas f</w:t>
+      </w:r>
+    </w:p>
+    <w:p>
+      <w:r>
+        <w:t>JOIN alumnos al ON f.id_alumno = al.id</w:t>
+      </w:r>
+    </w:p>
+    <w:p>
+      <w:r>
+        <w:t>WHERE f.pagado = 'no'</w:t>
+      </w:r>
+    </w:p>
+    <w:p>
+      <w:r>
+        <w:t>GROUP BY al.id, al.nombre, al.apellidos</w:t>
+      </w:r>
+    </w:p>
+    <w:p>
+      <w:pPr>
+        <w:rPr>
+          <w:lang w:val="en-GB"/>
+        </w:rPr>
+      </w:pPr>
+      <w:r>
+        <w:rPr>
+          <w:lang w:val="en-GB"/>
+        </w:rPr>
+        <w:t>ORDER BY deuda DESC</w:t>
+      </w:r>
+    </w:p>
+    <w:p>
+      <w:pPr>
+        <w:rPr>
+          <w:lang w:val="en-GB"/>
+        </w:rPr>
+      </w:pPr>
+      <w:r>
+        <w:rPr>
+          <w:lang w:val="en-GB"/>
+        </w:rPr>
+        <w:t>LIMIT 3;</w:t>
+      </w:r>
+    </w:p>
+    <w:p>
+      <w:pPr>
+        <w:rPr>
+          <w:lang w:val="en-GB"/>
+        </w:rPr>
+      </w:pPr>
+      <w:r>
+        <w:rPr>
+          <w:noProof/>
+        </w:rPr>
         <w:lastRenderedPageBreak/>
-        <w:t>LIMIT 3;</w:t>
-      </w:r>
-    </w:p>
-    <w:p>
-      <w:r>
-        <w:rPr>
-          <w:b/>
-          <w:bCs/>
-        </w:rPr>
-        <w:t>17) Enunciado:</w:t>
-      </w:r>
-      <w:r>
-        <w:t xml:space="preserve"> Obtener los 3 alumnos con más deuda (solo facturas no pagadas).</w:t>
-      </w:r>
-      <w:r>
-        <w:br/>
-      </w:r>
-      <w:r>
-        <w:rPr>
-          <w:rFonts w:ascii="Segoe UI Emoji" w:hAnsi="Segoe UI Emoji" w:cs="Segoe UI Emoji"/>
-        </w:rPr>
-        <w:t>✅</w:t>
-      </w:r>
-      <w:r>
-        <w:t xml:space="preserve"> </w:t>
-      </w:r>
-      <w:r>
-        <w:rPr>
-          <w:b/>
-          <w:bCs/>
-        </w:rPr>
-        <w:t>Solución:</w:t>
-      </w:r>
-    </w:p>
-    <w:p>
-      <w:r>
-        <w:t>SELECT al.id, al.nombre, al.apellidos, SUM(f.importe) AS deuda</w:t>
-      </w:r>
-    </w:p>
-    <w:p>
-      <w:r>
-        <w:t>FROM facturas f</w:t>
-      </w:r>
-    </w:p>
-    <w:p>
-      <w:r>
-        <w:t>JOIN alumnos al ON f.id_alumno = al.id</w:t>
-      </w:r>
-    </w:p>
-    <w:p>
-      <w:r>
-        <w:t>WHERE f.pagado = 'no'</w:t>
-      </w:r>
-    </w:p>
-    <w:p>
-      <w:r>
-        <w:t>GROUP BY al.id, al.nombre, al.apellidos</w:t>
-      </w:r>
-    </w:p>
-    <w:p>
-      <w:pPr>
-        <w:rPr>
-          <w:lang w:val="en-GB"/>
-        </w:rPr>
-      </w:pPr>
-      <w:r>
-        <w:rPr>
-          <w:lang w:val="en-GB"/>
-        </w:rPr>
-        <w:t>ORDER BY deuda DESC</w:t>
-      </w:r>
-    </w:p>
-    <w:p>
-      <w:pPr>
-        <w:rPr>
-          <w:lang w:val="en-GB"/>
-        </w:rPr>
-      </w:pPr>
-      <w:r>
-        <w:rPr>
-          <w:lang w:val="en-GB"/>
-        </w:rPr>
-        <w:t>LIMIT 3;</w:t>
+        <w:drawing>
+          <wp:inline distT="0" distB="0" distL="0" distR="0" wp14:anchorId="2BF4C4DF" wp14:editId="683160F2">
+            <wp:extent cx="4838700" cy="3543300"/>
+            <wp:effectExtent l="0" t="0" r="0" b="0"/>
+            <wp:docPr id="400404113" name="Imagen 1"/>
+            <wp:cNvGraphicFramePr>
+              <a:graphicFrameLocks xmlns:a="http://schemas.openxmlformats.org/drawingml/2006/main" noChangeAspect="1"/>
+            </wp:cNvGraphicFramePr>
+            <a:graphic xmlns:a="http://schemas.openxmlformats.org/drawingml/2006/main">
+              <a:graphicData uri="http://schemas.openxmlformats.org/drawingml/2006/picture">
+                <pic:pic xmlns:pic="http://schemas.openxmlformats.org/drawingml/2006/picture">
+                  <pic:nvPicPr>
+                    <pic:cNvPr id="400404113" name=""/>
+                    <pic:cNvPicPr/>
+                  </pic:nvPicPr>
+                  <pic:blipFill>
+                    <a:blip r:embed="rId20"/>
+                    <a:stretch>
+                      <a:fillRect/>
+                    </a:stretch>
+                  </pic:blipFill>
+                  <pic:spPr>
+                    <a:xfrm>
+                      <a:off x="0" y="0"/>
+                      <a:ext cx="4838700" cy="3543300"/>
+                    </a:xfrm>
+                    <a:prstGeom prst="rect">
+                      <a:avLst/>
+                    </a:prstGeom>
+                  </pic:spPr>
+                </pic:pic>
+              </a:graphicData>
+            </a:graphic>
+          </wp:inline>
+        </w:drawing>
       </w:r>
     </w:p>
     <w:p>
@@ -1574,6 +1809,7 @@
           <w:b/>
           <w:bCs/>
         </w:rPr>
+        <w:lastRenderedPageBreak/>
         <w:t>20) Enunciado:</w:t>
       </w:r>
       <w:r>
@@ -1614,396 +1850,395 @@
         <w:rPr>
           <w:lang w:val="en-GB"/>
         </w:rPr>
+        <w:t>SELECT *</w:t>
+      </w:r>
+    </w:p>
+    <w:p>
+      <w:pPr>
+        <w:rPr>
+          <w:lang w:val="en-GB"/>
+        </w:rPr>
+      </w:pPr>
+      <w:r>
+        <w:rPr>
+          <w:lang w:val="en-GB"/>
+        </w:rPr>
+        <w:t>FROM alumnos</w:t>
+      </w:r>
+    </w:p>
+    <w:p>
+      <w:pPr>
+        <w:rPr>
+          <w:lang w:val="en-GB"/>
+        </w:rPr>
+      </w:pPr>
+      <w:r>
+        <w:rPr>
+          <w:lang w:val="en-GB"/>
+        </w:rPr>
+        <w:t>WHERE id NOT IN (SELECT id_alumno FROM asistencia);</w:t>
+      </w:r>
+    </w:p>
+    <w:p>
+      <w:pPr>
+        <w:rPr>
+          <w:lang w:val="en-GB"/>
+        </w:rPr>
+      </w:pPr>
+      <w:r>
+        <w:rPr>
+          <w:b/>
+          <w:bCs/>
+        </w:rPr>
+        <w:t>21) Enunciado:</w:t>
+      </w:r>
+      <w:r>
+        <w:t xml:space="preserve"> Mostrar cursos que tienen al menos una asistencia.</w:t>
+      </w:r>
+      <w:r>
+        <w:br/>
+      </w:r>
+      <w:r>
+        <w:rPr>
+          <w:rFonts w:ascii="Segoe UI Emoji" w:hAnsi="Segoe UI Emoji" w:cs="Segoe UI Emoji"/>
+          <w:lang w:val="en-GB"/>
+        </w:rPr>
+        <w:t>✅</w:t>
+      </w:r>
+      <w:r>
+        <w:rPr>
+          <w:lang w:val="en-GB"/>
+        </w:rPr>
+        <w:t xml:space="preserve"> </w:t>
+      </w:r>
+      <w:r>
+        <w:rPr>
+          <w:b/>
+          <w:bCs/>
+          <w:lang w:val="en-GB"/>
+        </w:rPr>
+        <w:t>Solución:</w:t>
+      </w:r>
+    </w:p>
+    <w:p>
+      <w:pPr>
+        <w:rPr>
+          <w:lang w:val="en-GB"/>
+        </w:rPr>
+      </w:pPr>
+      <w:r>
+        <w:rPr>
+          <w:lang w:val="en-GB"/>
+        </w:rPr>
+        <w:t>SELECT *</w:t>
+      </w:r>
+    </w:p>
+    <w:p>
+      <w:pPr>
+        <w:rPr>
+          <w:lang w:val="en-GB"/>
+        </w:rPr>
+      </w:pPr>
+      <w:r>
+        <w:rPr>
+          <w:lang w:val="en-GB"/>
+        </w:rPr>
+        <w:t>FROM cursos</w:t>
+      </w:r>
+    </w:p>
+    <w:p>
+      <w:pPr>
+        <w:rPr>
+          <w:lang w:val="en-GB"/>
+        </w:rPr>
+      </w:pPr>
+      <w:r>
+        <w:rPr>
+          <w:lang w:val="en-GB"/>
+        </w:rPr>
+        <w:t>WHERE id IN (SELECT id_curso FROM asistencia);</w:t>
+      </w:r>
+    </w:p>
+    <w:p>
+      <w:pPr>
+        <w:rPr>
+          <w:lang w:val="en-GB"/>
+        </w:rPr>
+      </w:pPr>
+      <w:r>
+        <w:rPr>
+          <w:b/>
+          <w:bCs/>
+        </w:rPr>
+        <w:t>22) Enunciado:</w:t>
+      </w:r>
+      <w:r>
+        <w:t xml:space="preserve"> Mostrar cursos sin asistencias.</w:t>
+      </w:r>
+      <w:r>
+        <w:br/>
+      </w:r>
+      <w:r>
+        <w:rPr>
+          <w:rFonts w:ascii="Segoe UI Emoji" w:hAnsi="Segoe UI Emoji" w:cs="Segoe UI Emoji"/>
+          <w:lang w:val="en-GB"/>
+        </w:rPr>
+        <w:t>✅</w:t>
+      </w:r>
+      <w:r>
+        <w:rPr>
+          <w:lang w:val="en-GB"/>
+        </w:rPr>
+        <w:t xml:space="preserve"> </w:t>
+      </w:r>
+      <w:r>
+        <w:rPr>
+          <w:b/>
+          <w:bCs/>
+          <w:lang w:val="en-GB"/>
+        </w:rPr>
+        <w:t>Solución:</w:t>
+      </w:r>
+    </w:p>
+    <w:p>
+      <w:pPr>
+        <w:rPr>
+          <w:lang w:val="en-GB"/>
+        </w:rPr>
+      </w:pPr>
+      <w:r>
+        <w:rPr>
+          <w:lang w:val="en-GB"/>
+        </w:rPr>
+        <w:t>SELECT *</w:t>
+      </w:r>
+    </w:p>
+    <w:p>
+      <w:pPr>
+        <w:rPr>
+          <w:lang w:val="en-GB"/>
+        </w:rPr>
+      </w:pPr>
+      <w:r>
+        <w:rPr>
+          <w:lang w:val="en-GB"/>
+        </w:rPr>
+        <w:t>FROM cursos</w:t>
+      </w:r>
+    </w:p>
+    <w:p>
+      <w:pPr>
+        <w:rPr>
+          <w:lang w:val="en-GB"/>
+        </w:rPr>
+      </w:pPr>
+      <w:r>
+        <w:rPr>
+          <w:lang w:val="en-GB"/>
+        </w:rPr>
+        <w:t>WHERE id NOT IN (SELECT id_curso FROM asistencia);</w:t>
+      </w:r>
+    </w:p>
+    <w:p>
+      <w:pPr>
+        <w:rPr>
+          <w:lang w:val="en-GB"/>
+        </w:rPr>
+      </w:pPr>
+      <w:r>
+        <w:rPr>
+          <w:b/>
+          <w:bCs/>
+        </w:rPr>
+        <w:t>23) Enunciado:</w:t>
+      </w:r>
+      <w:r>
+        <w:t xml:space="preserve"> Mostrar facturas por encima del importe medio.</w:t>
+      </w:r>
+      <w:r>
+        <w:br/>
+      </w:r>
+      <w:r>
+        <w:rPr>
+          <w:rFonts w:ascii="Segoe UI Emoji" w:hAnsi="Segoe UI Emoji" w:cs="Segoe UI Emoji"/>
+          <w:lang w:val="en-GB"/>
+        </w:rPr>
+        <w:t>✅</w:t>
+      </w:r>
+      <w:r>
+        <w:rPr>
+          <w:lang w:val="en-GB"/>
+        </w:rPr>
+        <w:t xml:space="preserve"> </w:t>
+      </w:r>
+      <w:r>
+        <w:rPr>
+          <w:b/>
+          <w:bCs/>
+          <w:lang w:val="en-GB"/>
+        </w:rPr>
+        <w:t>Solución:</w:t>
+      </w:r>
+    </w:p>
+    <w:p>
+      <w:pPr>
+        <w:rPr>
+          <w:lang w:val="en-GB"/>
+        </w:rPr>
+      </w:pPr>
+      <w:r>
+        <w:rPr>
+          <w:lang w:val="en-GB"/>
+        </w:rPr>
+        <w:t>SELECT *</w:t>
+      </w:r>
+    </w:p>
+    <w:p>
+      <w:pPr>
+        <w:rPr>
+          <w:lang w:val="en-GB"/>
+        </w:rPr>
+      </w:pPr>
+      <w:r>
+        <w:rPr>
+          <w:lang w:val="en-GB"/>
+        </w:rPr>
+        <w:t>FROM facturas</w:t>
+      </w:r>
+    </w:p>
+    <w:p>
+      <w:pPr>
+        <w:rPr>
+          <w:lang w:val="en-GB"/>
+        </w:rPr>
+      </w:pPr>
+      <w:r>
+        <w:rPr>
+          <w:lang w:val="en-GB"/>
+        </w:rPr>
+        <w:t>WHERE importe &gt; (SELECT AVG(importe) FROM facturas);</w:t>
+      </w:r>
+    </w:p>
+    <w:p>
+      <w:r>
+        <w:rPr>
+          <w:b/>
+          <w:bCs/>
+        </w:rPr>
+        <w:t>24) Enunciado:</w:t>
+      </w:r>
+      <w:r>
+        <w:t xml:space="preserve"> Mostrar el alumno que más debe (solo no pagadas).</w:t>
+      </w:r>
+      <w:r>
+        <w:br/>
+      </w:r>
+      <w:r>
+        <w:rPr>
+          <w:rFonts w:ascii="Segoe UI Emoji" w:hAnsi="Segoe UI Emoji" w:cs="Segoe UI Emoji"/>
+        </w:rPr>
+        <w:t>✅</w:t>
+      </w:r>
+      <w:r>
+        <w:t xml:space="preserve"> </w:t>
+      </w:r>
+      <w:r>
+        <w:rPr>
+          <w:b/>
+          <w:bCs/>
+        </w:rPr>
+        <w:t>Solución:</w:t>
+      </w:r>
+    </w:p>
+    <w:p>
+      <w:r>
+        <w:t>SELECT al.*</w:t>
+      </w:r>
+    </w:p>
+    <w:p>
+      <w:r>
+        <w:t>FROM alumnos al</w:t>
+      </w:r>
+    </w:p>
+    <w:p>
+      <w:r>
+        <w:t>WHERE al.id = (</w:t>
+      </w:r>
+    </w:p>
+    <w:p>
+      <w:r>
+        <w:t xml:space="preserve">  SELECT f.id_alumno</w:t>
+      </w:r>
+    </w:p>
+    <w:p>
+      <w:pPr>
+        <w:rPr>
+          <w:lang w:val="en-GB"/>
+        </w:rPr>
+      </w:pPr>
+      <w:r>
+        <w:t xml:space="preserve">  </w:t>
+      </w:r>
+      <w:r>
+        <w:rPr>
+          <w:lang w:val="en-GB"/>
+        </w:rPr>
+        <w:t>FROM facturas f</w:t>
+      </w:r>
+    </w:p>
+    <w:p>
+      <w:pPr>
+        <w:rPr>
+          <w:lang w:val="en-GB"/>
+        </w:rPr>
+      </w:pPr>
+      <w:r>
+        <w:rPr>
+          <w:lang w:val="en-GB"/>
+        </w:rPr>
+        <w:t xml:space="preserve">  WHERE f.pagado='no'</w:t>
+      </w:r>
+    </w:p>
+    <w:p>
+      <w:pPr>
+        <w:rPr>
+          <w:lang w:val="en-GB"/>
+        </w:rPr>
+      </w:pPr>
+      <w:r>
+        <w:rPr>
+          <w:lang w:val="en-GB"/>
+        </w:rPr>
+        <w:t xml:space="preserve">  GROUP BY f.id_alumno</w:t>
+      </w:r>
+    </w:p>
+    <w:p>
+      <w:pPr>
+        <w:rPr>
+          <w:lang w:val="en-GB"/>
+        </w:rPr>
+      </w:pPr>
+      <w:r>
+        <w:rPr>
+          <w:lang w:val="en-GB"/>
+        </w:rPr>
         <w:lastRenderedPageBreak/>
-        <w:t>SELECT *</w:t>
-      </w:r>
-    </w:p>
-    <w:p>
-      <w:pPr>
-        <w:rPr>
-          <w:lang w:val="en-GB"/>
-        </w:rPr>
-      </w:pPr>
-      <w:r>
-        <w:rPr>
-          <w:lang w:val="en-GB"/>
-        </w:rPr>
-        <w:t>FROM alumnos</w:t>
-      </w:r>
-    </w:p>
-    <w:p>
-      <w:pPr>
-        <w:rPr>
-          <w:lang w:val="en-GB"/>
-        </w:rPr>
-      </w:pPr>
-      <w:r>
-        <w:rPr>
-          <w:lang w:val="en-GB"/>
-        </w:rPr>
-        <w:t>WHERE id NOT IN (SELECT id_alumno FROM asistencia);</w:t>
-      </w:r>
-    </w:p>
-    <w:p>
-      <w:pPr>
-        <w:rPr>
-          <w:lang w:val="en-GB"/>
-        </w:rPr>
-      </w:pPr>
-      <w:r>
-        <w:rPr>
-          <w:b/>
-          <w:bCs/>
-        </w:rPr>
-        <w:t>21) Enunciado:</w:t>
-      </w:r>
-      <w:r>
-        <w:t xml:space="preserve"> Mostrar cursos que tienen al menos una asistencia.</w:t>
-      </w:r>
-      <w:r>
-        <w:br/>
-      </w:r>
-      <w:r>
-        <w:rPr>
-          <w:rFonts w:ascii="Segoe UI Emoji" w:hAnsi="Segoe UI Emoji" w:cs="Segoe UI Emoji"/>
-          <w:lang w:val="en-GB"/>
-        </w:rPr>
-        <w:t>✅</w:t>
-      </w:r>
-      <w:r>
-        <w:rPr>
-          <w:lang w:val="en-GB"/>
-        </w:rPr>
-        <w:t xml:space="preserve"> </w:t>
-      </w:r>
-      <w:r>
-        <w:rPr>
-          <w:b/>
-          <w:bCs/>
-          <w:lang w:val="en-GB"/>
-        </w:rPr>
-        <w:t>Solución:</w:t>
-      </w:r>
-    </w:p>
-    <w:p>
-      <w:pPr>
-        <w:rPr>
-          <w:lang w:val="en-GB"/>
-        </w:rPr>
-      </w:pPr>
-      <w:r>
-        <w:rPr>
-          <w:lang w:val="en-GB"/>
-        </w:rPr>
-        <w:t>SELECT *</w:t>
-      </w:r>
-    </w:p>
-    <w:p>
-      <w:pPr>
-        <w:rPr>
-          <w:lang w:val="en-GB"/>
-        </w:rPr>
-      </w:pPr>
-      <w:r>
-        <w:rPr>
-          <w:lang w:val="en-GB"/>
-        </w:rPr>
-        <w:t>FROM cursos</w:t>
-      </w:r>
-    </w:p>
-    <w:p>
-      <w:pPr>
-        <w:rPr>
-          <w:lang w:val="en-GB"/>
-        </w:rPr>
-      </w:pPr>
-      <w:r>
-        <w:rPr>
-          <w:lang w:val="en-GB"/>
-        </w:rPr>
-        <w:t>WHERE id IN (SELECT id_curso FROM asistencia);</w:t>
-      </w:r>
-    </w:p>
-    <w:p>
-      <w:pPr>
-        <w:rPr>
-          <w:lang w:val="en-GB"/>
-        </w:rPr>
-      </w:pPr>
-      <w:r>
-        <w:rPr>
-          <w:b/>
-          <w:bCs/>
-        </w:rPr>
-        <w:t>22) Enunciado:</w:t>
-      </w:r>
-      <w:r>
-        <w:t xml:space="preserve"> Mostrar cursos sin asistencias.</w:t>
-      </w:r>
-      <w:r>
-        <w:br/>
-      </w:r>
-      <w:r>
-        <w:rPr>
-          <w:rFonts w:ascii="Segoe UI Emoji" w:hAnsi="Segoe UI Emoji" w:cs="Segoe UI Emoji"/>
-          <w:lang w:val="en-GB"/>
-        </w:rPr>
-        <w:t>✅</w:t>
-      </w:r>
-      <w:r>
-        <w:rPr>
-          <w:lang w:val="en-GB"/>
-        </w:rPr>
-        <w:t xml:space="preserve"> </w:t>
-      </w:r>
-      <w:r>
-        <w:rPr>
-          <w:b/>
-          <w:bCs/>
-          <w:lang w:val="en-GB"/>
-        </w:rPr>
-        <w:t>Solución:</w:t>
-      </w:r>
-    </w:p>
-    <w:p>
-      <w:pPr>
-        <w:rPr>
-          <w:lang w:val="en-GB"/>
-        </w:rPr>
-      </w:pPr>
-      <w:r>
-        <w:rPr>
-          <w:lang w:val="en-GB"/>
-        </w:rPr>
-        <w:t>SELECT *</w:t>
-      </w:r>
-    </w:p>
-    <w:p>
-      <w:pPr>
-        <w:rPr>
-          <w:lang w:val="en-GB"/>
-        </w:rPr>
-      </w:pPr>
-      <w:r>
-        <w:rPr>
-          <w:lang w:val="en-GB"/>
-        </w:rPr>
-        <w:t>FROM cursos</w:t>
-      </w:r>
-    </w:p>
-    <w:p>
-      <w:pPr>
-        <w:rPr>
-          <w:lang w:val="en-GB"/>
-        </w:rPr>
-      </w:pPr>
-      <w:r>
-        <w:rPr>
-          <w:lang w:val="en-GB"/>
-        </w:rPr>
-        <w:t>WHERE id NOT IN (SELECT id_curso FROM asistencia);</w:t>
-      </w:r>
-    </w:p>
-    <w:p>
-      <w:pPr>
-        <w:rPr>
-          <w:lang w:val="en-GB"/>
-        </w:rPr>
-      </w:pPr>
-      <w:r>
-        <w:rPr>
-          <w:b/>
-          <w:bCs/>
-        </w:rPr>
-        <w:t>23) Enunciado:</w:t>
-      </w:r>
-      <w:r>
-        <w:t xml:space="preserve"> Mostrar facturas por encima del importe medio.</w:t>
-      </w:r>
-      <w:r>
-        <w:br/>
-      </w:r>
-      <w:r>
-        <w:rPr>
-          <w:rFonts w:ascii="Segoe UI Emoji" w:hAnsi="Segoe UI Emoji" w:cs="Segoe UI Emoji"/>
-          <w:lang w:val="en-GB"/>
-        </w:rPr>
-        <w:t>✅</w:t>
-      </w:r>
-      <w:r>
-        <w:rPr>
-          <w:lang w:val="en-GB"/>
-        </w:rPr>
-        <w:t xml:space="preserve"> </w:t>
-      </w:r>
-      <w:r>
-        <w:rPr>
-          <w:b/>
-          <w:bCs/>
-          <w:lang w:val="en-GB"/>
-        </w:rPr>
-        <w:t>Solución:</w:t>
-      </w:r>
-    </w:p>
-    <w:p>
-      <w:pPr>
-        <w:rPr>
-          <w:lang w:val="en-GB"/>
-        </w:rPr>
-      </w:pPr>
-      <w:r>
-        <w:rPr>
-          <w:lang w:val="en-GB"/>
-        </w:rPr>
-        <w:t>SELECT *</w:t>
-      </w:r>
-    </w:p>
-    <w:p>
-      <w:pPr>
-        <w:rPr>
-          <w:lang w:val="en-GB"/>
-        </w:rPr>
-      </w:pPr>
-      <w:r>
-        <w:rPr>
-          <w:lang w:val="en-GB"/>
-        </w:rPr>
-        <w:t>FROM facturas</w:t>
-      </w:r>
-    </w:p>
-    <w:p>
-      <w:pPr>
-        <w:rPr>
-          <w:lang w:val="en-GB"/>
-        </w:rPr>
-      </w:pPr>
-      <w:r>
-        <w:rPr>
-          <w:lang w:val="en-GB"/>
-        </w:rPr>
-        <w:t>WHERE importe &gt; (SELECT AVG(importe) FROM facturas);</w:t>
-      </w:r>
-    </w:p>
-    <w:p>
-      <w:r>
-        <w:rPr>
-          <w:b/>
-          <w:bCs/>
-        </w:rPr>
-        <w:t>24) Enunciado:</w:t>
-      </w:r>
-      <w:r>
-        <w:t xml:space="preserve"> Mostrar el alumno que más debe (solo no pagadas).</w:t>
-      </w:r>
-      <w:r>
-        <w:br/>
-      </w:r>
-      <w:r>
-        <w:rPr>
-          <w:rFonts w:ascii="Segoe UI Emoji" w:hAnsi="Segoe UI Emoji" w:cs="Segoe UI Emoji"/>
-        </w:rPr>
-        <w:t>✅</w:t>
-      </w:r>
-      <w:r>
-        <w:t xml:space="preserve"> </w:t>
-      </w:r>
-      <w:r>
-        <w:rPr>
-          <w:b/>
-          <w:bCs/>
-        </w:rPr>
-        <w:t>Solución:</w:t>
-      </w:r>
-    </w:p>
-    <w:p>
-      <w:r>
-        <w:t>SELECT al.*</w:t>
-      </w:r>
-    </w:p>
-    <w:p>
-      <w:r>
-        <w:t>FROM alumnos al</w:t>
-      </w:r>
-    </w:p>
-    <w:p>
-      <w:r>
-        <w:t>WHERE al.id = (</w:t>
-      </w:r>
-    </w:p>
-    <w:p>
-      <w:r>
-        <w:t xml:space="preserve">  SELECT f.id_alumno</w:t>
-      </w:r>
-    </w:p>
-    <w:p>
-      <w:pPr>
-        <w:rPr>
-          <w:lang w:val="en-GB"/>
-        </w:rPr>
-      </w:pPr>
-      <w:r>
+        <w:t xml:space="preserve">  ORDER BY SUM(f.importe) DESC</w:t>
+      </w:r>
+    </w:p>
+    <w:p>
+      <w:r>
+        <w:rPr>
+          <w:lang w:val="en-GB"/>
+        </w:rPr>
         <w:t xml:space="preserve">  </w:t>
       </w:r>
       <w:r>
-        <w:rPr>
-          <w:lang w:val="en-GB"/>
-        </w:rPr>
-        <w:t>FROM facturas f</w:t>
-      </w:r>
-    </w:p>
-    <w:p>
-      <w:pPr>
-        <w:rPr>
-          <w:lang w:val="en-GB"/>
-        </w:rPr>
-      </w:pPr>
-      <w:r>
-        <w:rPr>
-          <w:lang w:val="en-GB"/>
-        </w:rPr>
-        <w:t xml:space="preserve">  WHERE f.pagado='no'</w:t>
-      </w:r>
-    </w:p>
-    <w:p>
-      <w:pPr>
-        <w:rPr>
-          <w:lang w:val="en-GB"/>
-        </w:rPr>
-      </w:pPr>
-      <w:r>
-        <w:rPr>
-          <w:lang w:val="en-GB"/>
-        </w:rPr>
-        <w:t xml:space="preserve">  GROUP BY f.id_alumno</w:t>
-      </w:r>
-    </w:p>
-    <w:p>
-      <w:pPr>
-        <w:rPr>
-          <w:lang w:val="en-GB"/>
-        </w:rPr>
-      </w:pPr>
-      <w:r>
-        <w:rPr>
-          <w:lang w:val="en-GB"/>
-        </w:rPr>
-        <w:t xml:space="preserve">  ORDER BY SUM(f.importe) DESC</w:t>
-      </w:r>
-    </w:p>
-    <w:p>
-      <w:r>
-        <w:rPr>
-          <w:lang w:val="en-GB"/>
-        </w:rPr>
-        <w:t xml:space="preserve">  </w:t>
-      </w:r>
-      <w:r>
         <w:t>LIMIT 1</w:t>
       </w:r>
     </w:p>
     <w:p>
       <w:r>
-        <w:lastRenderedPageBreak/>
         <w:t>);</w:t>
       </w:r>
     </w:p>
